--- a/Volume 1/Chapter 03 - File Handling/SPA_Vol1_Ch3_Lesson3_4a_Append_File_EXTENDED.docx
+++ b/Volume 1/Chapter 03 - File Handling/SPA_Vol1_Ch3_Lesson3_4a_Append_File_EXTENDED.docx
@@ -806,7 +806,7 @@
         <w:keepNext/>
       </w:pPr>
       <w:r>
-        <w:t>Save each source and supporting file from this lesson into the matching path in the project layout. As in Chapter 1, notepad .\rust\Cargo.toml creates and opens one: choose Yes, type the file, save it with Ctrl+S, and close Notepad. Then install forge-std, Foundry's standard library, into the Solidity project. Linux Assembly runs in WSL or on a Linux computer.</w:t>
+        <w:t>Next, let the tools create the Rust and Solidity projects. Remember, Cargo.toml describes the project: cargo init .\rust writes it, with a starter program, src\main.rs. This lesson's programs live in src\bin, one file per program, so Remove-Item deletes the starter. Remember, forge init makes the Solidity project: --no-git and --offline work as in Chapter 1, --empty leaves out forge's example contracts, and --force lets it fill the solidity folder, which already holds the empty folders made above.</w:t>
       </w:r>
     </w:p>
     <w:p>
@@ -820,6 +820,144 @@
         <w:keepNext/>
       </w:pPr>
       <w:r>
+        <w:t>cargo init .\rust --name append_file --vcs none</w:t>
+      </w:r>
+    </w:p>
+    <w:p>
+      <w:pPr>
+        <w:pStyle w:val="CommandBlock"/>
+        <w:keepNext/>
+      </w:pPr>
+      <w:r>
+        <w:t>Remove-Item .\rust\src\main.rs</w:t>
+      </w:r>
+    </w:p>
+    <w:p>
+      <w:pPr>
+        <w:pStyle w:val="CommandBlock"/>
+      </w:pPr>
+      <w:r>
+        <w:t>forge init .\solidity --empty --no-git --offline --force</w:t>
+      </w:r>
+    </w:p>
+    <w:p>
+      <w:pPr>
+        <w:keepNext/>
+      </w:pPr>
+    </w:p>
+    <w:p>
+      <w:r>
+        <w:t>Then type the Solidity project's settings over the foundry.toml that forge init wrote. foundry.toml is the same as in Lesson 3.3a: fs_permissions gives the file cheatcodes read and write access to the lesson folder, ../, and nowhere else. notepad .\solidity\foundry.toml opens the file: replace its text with the file below, save it with Ctrl+S, and close Notepad.</w:t>
+      </w:r>
+    </w:p>
+    <w:p>
+      <w:pPr>
+        <w:keepNext/>
+      </w:pPr>
+    </w:p>
+    <w:p>
+      <w:pPr>
+        <w:pStyle w:val="Heading3"/>
+      </w:pPr>
+      <w:r>
+        <w:t>solidity/foundry.toml</w:t>
+      </w:r>
+    </w:p>
+    <w:p>
+      <w:pPr>
+        <w:pStyle w:val="SourceCode"/>
+        <w:keepNext/>
+      </w:pPr>
+      <w:r>
+        <w:t>[profile.default]</w:t>
+      </w:r>
+    </w:p>
+    <w:p>
+      <w:pPr>
+        <w:pStyle w:val="SourceCode"/>
+        <w:keepNext/>
+      </w:pPr>
+      <w:r>
+        <w:t># The scripts in script/ are the only Solidity sources in this project.</w:t>
+      </w:r>
+    </w:p>
+    <w:p>
+      <w:pPr>
+        <w:pStyle w:val="SourceCode"/>
+        <w:keepNext/>
+      </w:pPr>
+      <w:r>
+        <w:t>src = "script"</w:t>
+      </w:r>
+    </w:p>
+    <w:p>
+      <w:pPr>
+        <w:pStyle w:val="SourceCode"/>
+        <w:keepNext/>
+      </w:pPr>
+      <w:r>
+        <w:t># forge install puts forge-std in lib/.</w:t>
+      </w:r>
+    </w:p>
+    <w:p>
+      <w:pPr>
+        <w:pStyle w:val="SourceCode"/>
+        <w:keepNext/>
+      </w:pPr>
+      <w:r>
+        <w:t>libs = ["lib"]</w:t>
+      </w:r>
+    </w:p>
+    <w:p>
+      <w:pPr>
+        <w:pStyle w:val="SourceCode"/>
+        <w:keepNext/>
+      </w:pPr>
+      <w:r>
+        <w:t># The file cheatcodes may read and write only inside the lesson folder,</w:t>
+      </w:r>
+    </w:p>
+    <w:p>
+      <w:pPr>
+        <w:pStyle w:val="SourceCode"/>
+        <w:keepNext/>
+      </w:pPr>
+      <w:r>
+        <w:t># the folder above the project root ("../"), and nowhere else.</w:t>
+      </w:r>
+    </w:p>
+    <w:p>
+      <w:pPr>
+        <w:pStyle w:val="SourceCode"/>
+      </w:pPr>
+      <w:r>
+        <w:t>fs_permissions = [{ access = "read-write", path = "../" }]</w:t>
+      </w:r>
+    </w:p>
+    <w:p>
+      <w:pPr>
+        <w:keepNext/>
+      </w:pPr>
+    </w:p>
+    <w:p>
+      <w:pPr>
+        <w:keepNext/>
+      </w:pPr>
+      <w:r>
+        <w:t>Then install forge-std, Foundry's standard library, into the Solidity project. Linux Assembly runs in WSL or on a Linux computer.</w:t>
+      </w:r>
+    </w:p>
+    <w:p>
+      <w:pPr>
+        <w:keepNext/>
+      </w:pPr>
+    </w:p>
+    <w:p>
+      <w:pPr>
+        <w:pStyle w:val="CommandBlock"/>
+        <w:keepNext/>
+      </w:pPr>
+      <w:r>
         <w:t>Push-Location .\solidity</w:t>
       </w:r>
     </w:p>
@@ -846,6 +984,16 @@
       </w:pPr>
     </w:p>
     <w:p>
+      <w:r>
+        <w:t>You save each source file in its language's section below, as each is shown. As in Chapter 1, notepad .\rust\src\bin\basic_append_file.rs creates and opens one: choose Yes, type the file, save it with Ctrl+S, and close Notepad.</w:t>
+      </w:r>
+    </w:p>
+    <w:p>
+      <w:pPr>
+        <w:keepNext/>
+      </w:pPr>
+    </w:p>
+    <w:p>
       <w:pPr>
         <w:keepNext/>
       </w:pPr>
@@ -907,7 +1055,7 @@
         <w:keepNext/>
       </w:pPr>
       <w:r>
-        <w:t>Save each source and supporting file from this lesson into the matching path in the project layout. As in Chapter 1, nano ./rust/Cargo.toml creates and opens one: type the file, then save and close it with Ctrl+O, Enter, then Ctrl+X. Then install forge-std.</w:t>
+        <w:t>Then create the Rust and Solidity projects with the same commands as on Windows; rm deletes the starter main.rs.</w:t>
       </w:r>
     </w:p>
     <w:p>
@@ -918,6 +1066,50 @@
     <w:p>
       <w:pPr>
         <w:pStyle w:val="CommandBlock"/>
+        <w:keepNext/>
+      </w:pPr>
+      <w:r>
+        <w:t>cargo init ./rust --name append_file --vcs none</w:t>
+      </w:r>
+    </w:p>
+    <w:p>
+      <w:pPr>
+        <w:pStyle w:val="CommandBlock"/>
+        <w:keepNext/>
+      </w:pPr>
+      <w:r>
+        <w:t>rm ./rust/src/main.rs</w:t>
+      </w:r>
+    </w:p>
+    <w:p>
+      <w:pPr>
+        <w:pStyle w:val="CommandBlock"/>
+      </w:pPr>
+      <w:r>
+        <w:t>forge init ./solidity --empty --no-git --offline --force</w:t>
+      </w:r>
+    </w:p>
+    <w:p>
+      <w:pPr>
+        <w:keepNext/>
+      </w:pPr>
+    </w:p>
+    <w:p>
+      <w:pPr>
+        <w:keepNext/>
+      </w:pPr>
+      <w:r>
+        <w:t>Type solidity/foundry.toml exactly as shown in the Windows setup, over the file forge init wrote. Then install forge-std.</w:t>
+      </w:r>
+    </w:p>
+    <w:p>
+      <w:pPr>
+        <w:keepNext/>
+      </w:pPr>
+    </w:p>
+    <w:p>
+      <w:pPr>
+        <w:pStyle w:val="CommandBlock"/>
       </w:pPr>
       <w:r>
         <w:t>(cd ./solidity &amp;&amp; forge install foundry-rs/forge-std@v1.16.2 --no-git)</w:t>
@@ -929,6 +1121,16 @@
       </w:pPr>
     </w:p>
     <w:p>
+      <w:r>
+        <w:t>You save each source file in its language's section below, as each is shown. As in Chapter 1, nano ./rust/src/bin/basic_append_file.rs creates and opens one: type the file, then save and close it with Ctrl+O, Enter, then Ctrl+X.</w:t>
+      </w:r>
+    </w:p>
+    <w:p>
+      <w:pPr>
+        <w:keepNext/>
+      </w:pPr>
+    </w:p>
+    <w:p>
       <w:pPr>
         <w:keepNext/>
       </w:pPr>
@@ -13745,7 +13947,7 @@
     </w:p>
     <w:p>
       <w:r>
-        <w:t>Cargo.toml names this lesson's package, append_file, and its two programs. foundry.toml is the same as in Lesson 3.3a: fs_permissions gives the file cheatcodes read and write access to the lesson folder, ../, and nowhere else.</w:t>
+        <w:t>This is the file the setup commands wrote, shown here so you can check yours. Cargo.toml names this lesson's package, append_file, and its two programs. cargo init does not write the comment lines, which are this lesson's notes about the file, and yours ends with an empty [dependencies] heading; the blank lines may differ.</w:t>
       </w:r>
     </w:p>
     <w:p>
@@ -13823,95 +14025,6 @@
       </w:pPr>
       <w:r>
         <w:t># append_file.</w:t>
-      </w:r>
-    </w:p>
-    <w:p>
-      <w:pPr>
-        <w:keepNext/>
-      </w:pPr>
-    </w:p>
-    <w:p>
-      <w:pPr>
-        <w:keepNext/>
-      </w:pPr>
-    </w:p>
-    <w:p>
-      <w:pPr>
-        <w:pStyle w:val="Heading2"/>
-      </w:pPr>
-      <w:r>
-        <w:t>solidity/foundry.toml</w:t>
-      </w:r>
-    </w:p>
-    <w:p>
-      <w:pPr>
-        <w:pStyle w:val="SourceCode"/>
-        <w:keepNext/>
-      </w:pPr>
-      <w:r>
-        <w:t>[profile.default]</w:t>
-      </w:r>
-    </w:p>
-    <w:p>
-      <w:pPr>
-        <w:pStyle w:val="SourceCode"/>
-        <w:keepNext/>
-      </w:pPr>
-      <w:r>
-        <w:t># The scripts in script/ are the only Solidity sources in this project.</w:t>
-      </w:r>
-    </w:p>
-    <w:p>
-      <w:pPr>
-        <w:pStyle w:val="SourceCode"/>
-        <w:keepNext/>
-      </w:pPr>
-      <w:r>
-        <w:t>src = "script"</w:t>
-      </w:r>
-    </w:p>
-    <w:p>
-      <w:pPr>
-        <w:pStyle w:val="SourceCode"/>
-        <w:keepNext/>
-      </w:pPr>
-      <w:r>
-        <w:t># forge install puts forge-std in lib/.</w:t>
-      </w:r>
-    </w:p>
-    <w:p>
-      <w:pPr>
-        <w:pStyle w:val="SourceCode"/>
-        <w:keepNext/>
-      </w:pPr>
-      <w:r>
-        <w:t>libs = ["lib"]</w:t>
-      </w:r>
-    </w:p>
-    <w:p>
-      <w:pPr>
-        <w:pStyle w:val="SourceCode"/>
-        <w:keepNext/>
-      </w:pPr>
-      <w:r>
-        <w:t># The file cheatcodes may read and write only inside the lesson folder,</w:t>
-      </w:r>
-    </w:p>
-    <w:p>
-      <w:pPr>
-        <w:pStyle w:val="SourceCode"/>
-        <w:keepNext/>
-      </w:pPr>
-      <w:r>
-        <w:t># the folder above the project root ("../"), and nowhere else.</w:t>
-      </w:r>
-    </w:p>
-    <w:p>
-      <w:pPr>
-        <w:pStyle w:val="SourceCode"/>
-      </w:pPr>
-      <w:r>
-        <w:t>fs_permissions = [{ access = "read-write", path = "../" }]</w:t>
       </w:r>
     </w:p>
     <w:p>
@@ -15081,31 +15194,31 @@
       </w:rPr>
     </w:lvl>
   </w:abstractNum>
-  <w:num w:numId="1" w16cid:durableId="281811361">
+  <w:num w:numId="1" w16cid:durableId="294457579">
     <w:abstractNumId w:val="8"/>
   </w:num>
-  <w:num w:numId="2" w16cid:durableId="2012827745">
+  <w:num w:numId="2" w16cid:durableId="1435708746">
     <w:abstractNumId w:val="6"/>
   </w:num>
-  <w:num w:numId="3" w16cid:durableId="1148981363">
+  <w:num w:numId="3" w16cid:durableId="270282321">
     <w:abstractNumId w:val="5"/>
   </w:num>
-  <w:num w:numId="4" w16cid:durableId="844709775">
+  <w:num w:numId="4" w16cid:durableId="272976625">
     <w:abstractNumId w:val="4"/>
   </w:num>
-  <w:num w:numId="5" w16cid:durableId="1676181045">
+  <w:num w:numId="5" w16cid:durableId="293144899">
     <w:abstractNumId w:val="7"/>
   </w:num>
-  <w:num w:numId="6" w16cid:durableId="44523375">
+  <w:num w:numId="6" w16cid:durableId="30152575">
     <w:abstractNumId w:val="3"/>
   </w:num>
-  <w:num w:numId="7" w16cid:durableId="648360962">
+  <w:num w:numId="7" w16cid:durableId="866332373">
     <w:abstractNumId w:val="2"/>
   </w:num>
-  <w:num w:numId="8" w16cid:durableId="1378315488">
+  <w:num w:numId="8" w16cid:durableId="1697851294">
     <w:abstractNumId w:val="1"/>
   </w:num>
-  <w:num w:numId="9" w16cid:durableId="1744796067">
+  <w:num w:numId="9" w16cid:durableId="971517436">
     <w:abstractNumId w:val="0"/>
   </w:num>
 </w:numbering>

--- a/Volume 1/Chapter 03 - File Handling/SPA_Vol1_Ch3_Lesson3_4a_Append_File_EXTENDED.docx
+++ b/Volume 1/Chapter 03 - File Handling/SPA_Vol1_Ch3_Lesson3_4a_Append_File_EXTENDED.docx
@@ -484,6 +484,7 @@
         <w:pStyle w:val="ListBullet"/>
       </w:pPr>
       <w:r>
+        <w:lastRenderedPageBreak/>
         <w:t>The missing-file message is the program's own and, apart from the folder name, the same in Assembly, Rust, and Erlang; Solidity's names its own path, and forge adds Error: script failed: in front of it.</w:t>
       </w:r>
     </w:p>
@@ -833,7 +834,11 @@
         <w:keepNext/>
       </w:pPr>
       <w:r>
-        <w:t>Next, let the tools create the Rust and Solidity projects. Remember, Cargo.toml describes the project: cargo init .\rust writes it, with a starter program, src\main.rs. This lesson's programs live in src\bin, one file per program, so Remove-Item deletes the starter. Remember, forge init makes the Solidity project: --no-git and --offline work as in Chapter 1, --empty leaves out forge's example contracts, and --force lets it fill the solidity folder, which already holds the empty folders made above.</w:t>
+        <w:t xml:space="preserve">Next, let the tools create the Rust and Solidity projects. Remember, Cargo.toml describes the project: cargo init .\rust writes it, with a starter program, src\main.rs. This lesson's programs live in src\bin, one file per program, </w:t>
+      </w:r>
+      <w:r>
+        <w:lastRenderedPageBreak/>
+        <w:t>so Remove-Item deletes the starter. Remember, forge init makes the Solidity project: --no-git and --offline work as in Chapter 1, --empty leaves out forge's example contracts, and --force lets it fill the solidity folder, which already holds the empty folders made above.</w:t>
       </w:r>
     </w:p>
     <w:p>
@@ -896,7 +901,7 @@
         <w:keepNext/>
       </w:pPr>
       <w:r>
-        <w:t>[profile.default]</w:t>
+        <w:t>[profile.default]  # Remember, the settings forge uses by default.</w:t>
       </w:r>
     </w:p>
     <w:p>
@@ -1357,7 +1362,11 @@
     </w:p>
     <w:p>
       <w:r>
-        <w:t>Assembly has no file tools of its own. It appends through the same C library functions it wrote with in Lessons 3.1a and 3.3a: fopen opens the file and returns a handle, fprintf writes through the handle, and fclose closes it. The only change is fopen's mode: "ab", where a means append. To show the result, the program reads the file back the way Lesson 3.2a did, with fopen in "r" mode, fread, and fclose.</w:t>
+        <w:t xml:space="preserve">Assembly has no file tools of its own. It appends through the same C library functions it wrote with in Lessons 3.1a and 3.3a: fopen opens the file and returns a handle, fprintf writes through the handle, and fclose closes it. </w:t>
+      </w:r>
+      <w:r>
+        <w:lastRenderedPageBreak/>
+        <w:t>The only change is fopen's mode: "ab", where a means append. To show the result, the program reads the file back the way Lesson 3.2a did, with fopen in "r" mode, fread, and fclose.</w:t>
       </w:r>
     </w:p>
     <w:p>
@@ -3609,7 +3618,6 @@
     <w:p>
       <w:pPr>
         <w:pStyle w:val="SourceCode"/>
-        <w:keepNext/>
       </w:pPr>
       <w:r>
         <w:t>.done:</w:t>
@@ -3618,7 +3626,6 @@
     <w:p>
       <w:pPr>
         <w:pStyle w:val="SourceCode"/>
-        <w:keepNext/>
       </w:pPr>
       <w:r>
         <w:t xml:space="preserve">    pop rbx</w:t>
@@ -3627,6 +3634,7 @@
     <w:p>
       <w:pPr>
         <w:pStyle w:val="SourceCode"/>
+        <w:keepNext/>
       </w:pPr>
       <w:r>
         <w:t xml:space="preserve">    ret</w:t>
@@ -3634,6 +3642,29 @@
     </w:p>
     <w:p>
       <w:pPr>
+        <w:pStyle w:val="SourceCode"/>
+        <w:keepNext/>
+      </w:pPr>
+    </w:p>
+    <w:p>
+      <w:pPr>
+        <w:pStyle w:val="SourceCode"/>
+        <w:keepNext/>
+      </w:pPr>
+      <w:r>
+        <w:t>; Remember, this marks the stack as not executable, as Linux linkers expect.</w:t>
+      </w:r>
+    </w:p>
+    <w:p>
+      <w:pPr>
+        <w:pStyle w:val="SourceCode"/>
+      </w:pPr>
+      <w:r>
+        <w:t>section .note.GNU-stack noalloc noexec nowrite progbits</w:t>
+      </w:r>
+    </w:p>
+    <w:p>
+      <w:pPr>
         <w:keepNext/>
       </w:pPr>
     </w:p>
@@ -7873,7 +7904,6 @@
     <w:p>
       <w:pPr>
         <w:pStyle w:val="SourceCode"/>
-        <w:keepNext/>
       </w:pPr>
       <w:r>
         <w:t xml:space="preserve">    pop r12</w:t>
@@ -7882,7 +7912,6 @@
     <w:p>
       <w:pPr>
         <w:pStyle w:val="SourceCode"/>
-        <w:keepNext/>
       </w:pPr>
       <w:r>
         <w:t xml:space="preserve">    pop rbx</w:t>
@@ -7891,6 +7920,7 @@
     <w:p>
       <w:pPr>
         <w:pStyle w:val="SourceCode"/>
+        <w:keepNext/>
       </w:pPr>
       <w:r>
         <w:t xml:space="preserve">    ret</w:t>
@@ -7898,6 +7928,29 @@
     </w:p>
     <w:p>
       <w:pPr>
+        <w:pStyle w:val="SourceCode"/>
+        <w:keepNext/>
+      </w:pPr>
+    </w:p>
+    <w:p>
+      <w:pPr>
+        <w:pStyle w:val="SourceCode"/>
+        <w:keepNext/>
+      </w:pPr>
+      <w:r>
+        <w:t>; Remember, this marks the stack as not executable, as Linux linkers expect.</w:t>
+      </w:r>
+    </w:p>
+    <w:p>
+      <w:pPr>
+        <w:pStyle w:val="SourceCode"/>
+      </w:pPr>
+      <w:r>
+        <w:t>section .note.GNU-stack noalloc noexec nowrite progbits</w:t>
+      </w:r>
+    </w:p>
+    <w:p>
+      <w:pPr>
         <w:keepNext/>
       </w:pPr>
     </w:p>
@@ -9677,15 +9730,15 @@
         <w:pStyle w:val="SourceCode"/>
       </w:pPr>
       <w:r>
-        <w:t>/// Reads the whole text file at path and returns its text, or an Err</w:t>
-      </w:r>
-    </w:p>
-    <w:p>
-      <w:pPr>
-        <w:pStyle w:val="SourceCode"/>
-      </w:pPr>
-      <w:r>
-        <w:t>/// with a message naming the file and the kind of failure (Lesson 3.2a).</w:t>
+        <w:t>/// Reads the whole text file at path, as in Lesson 3.2a but in one call,</w:t>
+      </w:r>
+    </w:p>
+    <w:p>
+      <w:pPr>
+        <w:pStyle w:val="SourceCode"/>
+      </w:pPr>
+      <w:r>
+        <w:t>/// fs::read_to_string; an Err names the file and the kind of failure.</w:t>
       </w:r>
     </w:p>
     <w:p>
@@ -11308,31 +11361,31 @@
         <w:pStyle w:val="SourceCode"/>
       </w:pPr>
       <w:r>
-        <w:t>%% ok, or {error, Message} when the file does not exist, so [append] never</w:t>
-      </w:r>
-    </w:p>
-    <w:p>
-      <w:pPr>
-        <w:pStyle w:val="SourceCode"/>
-      </w:pPr>
-      <w:r>
-        <w:t>%% creates a new file holding only this line, or when it cannot be</w:t>
-      </w:r>
-    </w:p>
-    <w:p>
-      <w:pPr>
-        <w:pStyle w:val="SourceCode"/>
-      </w:pPr>
-      <w:r>
-        <w:t>%% written. Remember, filelib:is_file returns true when the path exists,</w:t>
-      </w:r>
-    </w:p>
-    <w:p>
-      <w:pPr>
-        <w:pStyle w:val="SourceCode"/>
-      </w:pPr>
-      <w:r>
-        <w:t>%% and ~p prints the reason, an atom such as eacces (not allowed).</w:t>
+        <w:t>%% ok, or {error, Message} when the file is missing (so [append] never</w:t>
+      </w:r>
+    </w:p>
+    <w:p>
+      <w:pPr>
+        <w:pStyle w:val="SourceCode"/>
+      </w:pPr>
+      <w:r>
+        <w:t>%% creates a file holding only this line) or cannot be written. Remember,</w:t>
+      </w:r>
+    </w:p>
+    <w:p>
+      <w:pPr>
+        <w:pStyle w:val="SourceCode"/>
+      </w:pPr>
+      <w:r>
+        <w:t>%% filelib:is_file is true for an existing path, ~p prints a reason such as</w:t>
+      </w:r>
+    </w:p>
+    <w:p>
+      <w:pPr>
+        <w:pStyle w:val="SourceCode"/>
+      </w:pPr>
+      <w:r>
+        <w:t>%% eacces, io_lib:format returns text, and lists:flatten joins its parts.</w:t>
       </w:r>
     </w:p>
     <w:p>
@@ -11465,23 +11518,23 @@
         <w:pStyle w:val="SourceCode"/>
       </w:pPr>
       <w:r>
-        <w:t>%% Reads the whole file at Path: {ok, Contents} with its bytes as a</w:t>
-      </w:r>
-    </w:p>
-    <w:p>
-      <w:pPr>
-        <w:pStyle w:val="SourceCode"/>
-      </w:pPr>
-      <w:r>
-        <w:t>%% binary, or {error, Message} naming the file and the reason (Lesson</w:t>
-      </w:r>
-    </w:p>
-    <w:p>
-      <w:pPr>
-        <w:pStyle w:val="SourceCode"/>
-      </w:pPr>
-      <w:r>
-        <w:t>%% 3.2a).</w:t>
+        <w:t>%% Reads the whole file at Path, as in Lesson 3.2a but in one call,</w:t>
+      </w:r>
+    </w:p>
+    <w:p>
+      <w:pPr>
+        <w:pStyle w:val="SourceCode"/>
+      </w:pPr>
+      <w:r>
+        <w:t>%% file:read_file: {ok, Contents} with its bytes as a binary, or</w:t>
+      </w:r>
+    </w:p>
+    <w:p>
+      <w:pPr>
+        <w:pStyle w:val="SourceCode"/>
+      </w:pPr>
+      <w:r>
+        <w:t>%% {error, Message} naming the file and the reason.</w:t>
       </w:r>
     </w:p>
     <w:p>
@@ -12489,15 +12542,15 @@
         <w:pStyle w:val="SourceCode"/>
       </w:pPr>
       <w:r>
-        <w:t>// Remember, the vm file cheatcodes work only under forge, inside the</w:t>
-      </w:r>
-    </w:p>
-    <w:p>
-      <w:pPr>
-        <w:pStyle w:val="SourceCode"/>
-      </w:pPr>
-      <w:r>
-        <w:t>// folder fs_permissions allows, and relative paths start from the</w:t>
+        <w:t>// Remember, the vm file cheatcodes work only under forge, only on the files</w:t>
+      </w:r>
+    </w:p>
+    <w:p>
+      <w:pPr>
+        <w:pStyle w:val="SourceCode"/>
+      </w:pPr>
+      <w:r>
+        <w:t>// fs_permissions names in foundry.toml, and relative paths start from the</w:t>
       </w:r>
     </w:p>
     <w:p>
@@ -13317,15 +13370,15 @@
         <w:pStyle w:val="SourceCode"/>
       </w:pPr>
       <w:r>
-        <w:t>// Remember, the vm file cheatcodes work only under forge, inside the</w:t>
-      </w:r>
-    </w:p>
-    <w:p>
-      <w:pPr>
-        <w:pStyle w:val="SourceCode"/>
-      </w:pPr>
-      <w:r>
-        <w:t>// folder fs_permissions allows, and relative paths start from the</w:t>
+        <w:t>// Remember, the vm file cheatcodes work only under forge, only on the files</w:t>
+      </w:r>
+    </w:p>
+    <w:p>
+      <w:pPr>
+        <w:pStyle w:val="SourceCode"/>
+      </w:pPr>
+      <w:r>
+        <w:t>// fs_permissions names in foundry.toml, and relative paths start from the</w:t>
       </w:r>
     </w:p>
     <w:p>
@@ -15492,31 +15545,31 @@
       </w:rPr>
     </w:lvl>
   </w:abstractNum>
-  <w:num w:numId="1" w16cid:durableId="919755859">
+  <w:num w:numId="1" w16cid:durableId="1695616978">
     <w:abstractNumId w:val="8"/>
   </w:num>
-  <w:num w:numId="2" w16cid:durableId="1720477622">
+  <w:num w:numId="2" w16cid:durableId="1020087454">
     <w:abstractNumId w:val="6"/>
   </w:num>
-  <w:num w:numId="3" w16cid:durableId="1642032127">
+  <w:num w:numId="3" w16cid:durableId="2084176052">
     <w:abstractNumId w:val="5"/>
   </w:num>
-  <w:num w:numId="4" w16cid:durableId="1724600154">
+  <w:num w:numId="4" w16cid:durableId="1936591919">
     <w:abstractNumId w:val="4"/>
   </w:num>
-  <w:num w:numId="5" w16cid:durableId="1126198709">
+  <w:num w:numId="5" w16cid:durableId="28263150">
     <w:abstractNumId w:val="7"/>
   </w:num>
-  <w:num w:numId="6" w16cid:durableId="649600092">
+  <w:num w:numId="6" w16cid:durableId="1093932801">
     <w:abstractNumId w:val="3"/>
   </w:num>
-  <w:num w:numId="7" w16cid:durableId="2001233317">
+  <w:num w:numId="7" w16cid:durableId="1628658074">
     <w:abstractNumId w:val="2"/>
   </w:num>
-  <w:num w:numId="8" w16cid:durableId="98449733">
+  <w:num w:numId="8" w16cid:durableId="706687280">
     <w:abstractNumId w:val="1"/>
   </w:num>
-  <w:num w:numId="9" w16cid:durableId="1277638627">
+  <w:num w:numId="9" w16cid:durableId="574244246">
     <w:abstractNumId w:val="0"/>
   </w:num>
 </w:numbering>
